--- a/Bieu_mau_Word/BM-FSC-03_Phieu_tiep_nhan_doi_chieu_bang_ke_lam_san.docx
+++ b/Bieu_mau_Word/BM-FSC-03_Phieu_tiep_nhan_doi_chieu_bang_ke_lam_san.docx
@@ -109,7 +109,7 @@
     </w:tbl>
     <w:p>
       <w:pPr>
-        <w:spacing w:after="60" w:before="60" w:line="264"/>
+        <w:spacing w:after="20" w:before="60" w:line="264"/>
       </w:pPr>
       <w:r>
         <w:rPr>
@@ -134,6 +134,35 @@
           <w:szCs w:val="21"/>
         </w:rPr>
         <w:t xml:space="preserve">Kiểm tra tính hợp lệ của Bảng kê lâm sản (BKLS) do chủ rừng lập trước khi nhập hàng.</w:t>
+      </w:r>
+    </w:p>
+    <w:p>
+      <w:pPr>
+        <w:spacing w:after="60" w:before="0" w:line="264"/>
+      </w:pPr>
+      <w:r>
+        <w:rPr>
+          <w:rFonts w:ascii="Times New Roman" w:cs="Times New Roman" w:eastAsia="Times New Roman" w:hAnsi="Times New Roman"/>
+          <w:b/>
+          <w:bCs/>
+          <w:i/>
+          <w:iCs/>
+          <w:color w:val="2E75B6"/>
+          <w:sz w:val="21"/>
+          <w:szCs w:val="21"/>
+        </w:rPr>
+        <w:t xml:space="preserve">Tham chiếu FSC: </w:t>
+      </w:r>
+      <w:r>
+        <w:rPr>
+          <w:rFonts w:ascii="Times New Roman" w:cs="Times New Roman" w:eastAsia="Times New Roman" w:hAnsi="Times New Roman"/>
+          <w:i/>
+          <w:iCs/>
+          <w:color w:val="404040"/>
+          <w:sz w:val="21"/>
+          <w:szCs w:val="21"/>
+        </w:rPr>
+        <w:t xml:space="preserve">FSC-STD-40-005 V3-1 mục 2.1 — mô tả nguyên liệu, loài cây, khối lượng, nhà cung cấp, nguồn gốc khai thác; chứng từ chứng minh tính hợp pháp [CW1].</w:t>
       </w:r>
     </w:p>
     <w:p>
@@ -362,6 +391,77 @@
                 <w:szCs w:val="22"/>
               </w:rPr>
               <w:t xml:space="preserve">Biển kiểm soát xe vận chuyển</w:t>
+            </w:r>
+          </w:p>
+        </w:tc>
+        <w:tc>
+          <w:tcPr>
+            <w:tcW w:type="dxa" w:w="6138"/>
+            <w:tcBorders>
+              <w:top w:val="single" w:color="7F7F7F" w:sz="4"/>
+              <w:left w:val="single" w:color="7F7F7F" w:sz="4"/>
+              <w:bottom w:val="single" w:color="7F7F7F" w:sz="4"/>
+              <w:right w:val="single" w:color="7F7F7F" w:sz="4"/>
+            </w:tcBorders>
+            <w:tcMar>
+              <w:top w:type="dxa" w:w="50"/>
+              <w:left w:type="dxa" w:w="100"/>
+              <w:bottom w:type="dxa" w:w="50"/>
+              <w:right w:type="dxa" w:w="100"/>
+            </w:tcMar>
+            <w:vAlign w:val="center"/>
+          </w:tcPr>
+          <w:p>
+            <w:pPr>
+              <w:spacing w:after="40" w:before="0" w:line="264"/>
+            </w:pPr>
+            <w:r>
+              <w:rPr>
+                <w:rFonts w:ascii="Times New Roman" w:cs="Times New Roman" w:eastAsia="Times New Roman" w:hAnsi="Times New Roman"/>
+                <w:sz w:val="23"/>
+                <w:szCs w:val="23"/>
+              </w:rPr>
+              <w:t xml:space="preserve"/>
+            </w:r>
+          </w:p>
+        </w:tc>
+      </w:tr>
+      <w:tr>
+        <w:trPr>
+          <w:cantSplit/>
+          <w:trHeight w:val="400" w:hRule="atLeast"/>
+        </w:trPr>
+        <w:tc>
+          <w:tcPr>
+            <w:tcW w:type="dxa" w:w="3500"/>
+            <w:tcBorders>
+              <w:top w:val="single" w:color="7F7F7F" w:sz="4"/>
+              <w:left w:val="single" w:color="7F7F7F" w:sz="4"/>
+              <w:bottom w:val="single" w:color="7F7F7F" w:sz="4"/>
+              <w:right w:val="single" w:color="7F7F7F" w:sz="4"/>
+            </w:tcBorders>
+            <w:shd w:fill="DEEAF6" w:color="auto" w:val="clear"/>
+            <w:tcMar>
+              <w:top w:type="dxa" w:w="50"/>
+              <w:left w:type="dxa" w:w="100"/>
+              <w:bottom w:type="dxa" w:w="50"/>
+              <w:right w:type="dxa" w:w="100"/>
+            </w:tcMar>
+            <w:vAlign w:val="center"/>
+          </w:tcPr>
+          <w:p>
+            <w:pPr>
+              <w:spacing w:after="40" w:before="0" w:line="264"/>
+            </w:pPr>
+            <w:r>
+              <w:rPr>
+                <w:rFonts w:ascii="Times New Roman" w:cs="Times New Roman" w:eastAsia="Times New Roman" w:hAnsi="Times New Roman"/>
+                <w:b/>
+                <w:bCs/>
+                <w:sz w:val="22"/>
+                <w:szCs w:val="22"/>
+              </w:rPr>
+              <w:t xml:space="preserve">Loài cây ghi trên BKLS</w:t>
             </w:r>
           </w:p>
         </w:tc>
@@ -841,7 +941,18 @@
                 <w:sz w:val="22"/>
                 <w:szCs w:val="22"/>
               </w:rPr>
-              <w:t xml:space="preserve">Đánh số thứ tự đúng quy định (số/năm), không trùng, không nhảy số.</w:t>
+              <w:t xml:space="preserve">Đánh số thứ tự đúng quy định (số/năm), không trùng, không nhảy số. </w:t>
+            </w:r>
+            <w:r>
+              <w:rPr>
+                <w:rFonts w:ascii="Times New Roman" w:cs="Times New Roman" w:eastAsia="Times New Roman" w:hAnsi="Times New Roman"/>
+                <w:b/>
+                <w:bCs/>
+                <w:color w:val="2E75B6"/>
+                <w:sz w:val="18"/>
+                <w:szCs w:val="18"/>
+              </w:rPr>
+              <w:t xml:space="preserve">[CW1]</w:t>
             </w:r>
           </w:p>
         </w:tc>
@@ -1007,7 +1118,18 @@
                 <w:sz w:val="22"/>
                 <w:szCs w:val="22"/>
               </w:rPr>
-              <w:t xml:space="preserve">Ghi nhất quán viết tay hoặc in, không lẫn lộn hai hình thức.</w:t>
+              <w:t xml:space="preserve">Ghi nhất quán viết tay hoặc in, không lẫn lộn hai hình thức. </w:t>
+            </w:r>
+            <w:r>
+              <w:rPr>
+                <w:rFonts w:ascii="Times New Roman" w:cs="Times New Roman" w:eastAsia="Times New Roman" w:hAnsi="Times New Roman"/>
+                <w:b/>
+                <w:bCs/>
+                <w:color w:val="2E75B6"/>
+                <w:sz w:val="18"/>
+                <w:szCs w:val="18"/>
+              </w:rPr>
+              <w:t xml:space="preserve">[CW1]</w:t>
             </w:r>
           </w:p>
         </w:tc>
@@ -1174,7 +1296,18 @@
                 <w:sz w:val="22"/>
                 <w:szCs w:val="22"/>
               </w:rPr>
-              <w:t xml:space="preserve">Có đầy đủ tọa độ lô khai thác.</w:t>
+              <w:t xml:space="preserve">Có đầy đủ tọa độ lô khai thác. </w:t>
+            </w:r>
+            <w:r>
+              <w:rPr>
+                <w:rFonts w:ascii="Times New Roman" w:cs="Times New Roman" w:eastAsia="Times New Roman" w:hAnsi="Times New Roman"/>
+                <w:b/>
+                <w:bCs/>
+                <w:color w:val="2E75B6"/>
+                <w:sz w:val="18"/>
+                <w:szCs w:val="18"/>
+              </w:rPr>
+              <w:t xml:space="preserve">[CW1]</w:t>
             </w:r>
           </w:p>
         </w:tc>
@@ -1420,6 +1553,170 @@
               <w:right w:val="single" w:color="7F7F7F" w:sz="4"/>
             </w:tcBorders>
             <w:shd w:fill="F5F8FC" w:color="auto" w:val="clear"/>
+            <w:tcMar>
+              <w:top w:type="dxa" w:w="50"/>
+              <w:left w:type="dxa" w:w="100"/>
+              <w:bottom w:type="dxa" w:w="50"/>
+              <w:right w:type="dxa" w:w="100"/>
+            </w:tcMar>
+            <w:vAlign w:val="center"/>
+          </w:tcPr>
+          <w:p>
+            <w:pPr>
+              <w:spacing w:after="40" w:before="0" w:line="264"/>
+            </w:pPr>
+            <w:r>
+              <w:rPr>
+                <w:rFonts w:ascii="Times New Roman" w:cs="Times New Roman" w:eastAsia="Times New Roman" w:hAnsi="Times New Roman"/>
+                <w:sz w:val="23"/>
+                <w:szCs w:val="23"/>
+              </w:rPr>
+              <w:t xml:space="preserve"/>
+            </w:r>
+          </w:p>
+        </w:tc>
+      </w:tr>
+      <w:tr>
+        <w:trPr>
+          <w:cantSplit/>
+          <w:trHeight w:val="420" w:hRule="atLeast"/>
+        </w:trPr>
+        <w:tc>
+          <w:tcPr>
+            <w:tcW w:type="dxa" w:w="640"/>
+            <w:tcBorders>
+              <w:top w:val="single" w:color="7F7F7F" w:sz="4"/>
+              <w:left w:val="single" w:color="7F7F7F" w:sz="4"/>
+              <w:bottom w:val="single" w:color="7F7F7F" w:sz="4"/>
+              <w:right w:val="single" w:color="7F7F7F" w:sz="4"/>
+            </w:tcBorders>
+            <w:tcMar>
+              <w:top w:type="dxa" w:w="50"/>
+              <w:left w:type="dxa" w:w="100"/>
+              <w:bottom w:type="dxa" w:w="50"/>
+              <w:right w:type="dxa" w:w="100"/>
+            </w:tcMar>
+            <w:vAlign w:val="center"/>
+          </w:tcPr>
+          <w:p>
+            <w:pPr>
+              <w:spacing w:after="40" w:before="0" w:line="264"/>
+              <w:jc w:val="center"/>
+            </w:pPr>
+            <w:r>
+              <w:rPr>
+                <w:rFonts w:ascii="Times New Roman" w:cs="Times New Roman" w:eastAsia="Times New Roman" w:hAnsi="Times New Roman"/>
+                <w:sz w:val="22"/>
+                <w:szCs w:val="22"/>
+              </w:rPr>
+              <w:t xml:space="preserve">5</w:t>
+            </w:r>
+          </w:p>
+        </w:tc>
+        <w:tc>
+          <w:tcPr>
+            <w:tcW w:type="dxa" w:w="5298"/>
+            <w:tcBorders>
+              <w:top w:val="single" w:color="7F7F7F" w:sz="4"/>
+              <w:left w:val="single" w:color="7F7F7F" w:sz="4"/>
+              <w:bottom w:val="single" w:color="7F7F7F" w:sz="4"/>
+              <w:right w:val="single" w:color="7F7F7F" w:sz="4"/>
+            </w:tcBorders>
+            <w:tcMar>
+              <w:top w:type="dxa" w:w="50"/>
+              <w:left w:type="dxa" w:w="100"/>
+              <w:bottom w:type="dxa" w:w="50"/>
+              <w:right w:type="dxa" w:w="100"/>
+            </w:tcMar>
+            <w:vAlign w:val="center"/>
+          </w:tcPr>
+          <w:p>
+            <w:pPr>
+              <w:spacing w:after="40" w:before="0" w:line="264"/>
+            </w:pPr>
+            <w:r>
+              <w:rPr>
+                <w:rFonts w:ascii="Times New Roman" w:cs="Times New Roman" w:eastAsia="Times New Roman" w:hAnsi="Times New Roman"/>
+                <w:sz w:val="22"/>
+                <w:szCs w:val="22"/>
+              </w:rPr>
+              <w:t xml:space="preserve">Chủ rừng, lô khai thác, loài cây trên BKLS khớp với Phiếu thẩm định (BM-FSC-01) và hợp đồng.</w:t>
+            </w:r>
+          </w:p>
+        </w:tc>
+        <w:tc>
+          <w:tcPr>
+            <w:tcW w:type="dxa" w:w="1000"/>
+            <w:tcBorders>
+              <w:top w:val="single" w:color="7F7F7F" w:sz="4"/>
+              <w:left w:val="single" w:color="7F7F7F" w:sz="4"/>
+              <w:bottom w:val="single" w:color="7F7F7F" w:sz="4"/>
+              <w:right w:val="single" w:color="7F7F7F" w:sz="4"/>
+            </w:tcBorders>
+            <w:tcMar>
+              <w:top w:type="dxa" w:w="50"/>
+              <w:left w:type="dxa" w:w="100"/>
+              <w:bottom w:type="dxa" w:w="50"/>
+              <w:right w:type="dxa" w:w="100"/>
+            </w:tcMar>
+            <w:vAlign w:val="center"/>
+          </w:tcPr>
+          <w:p>
+            <w:pPr>
+              <w:spacing w:after="40" w:before="0" w:line="264"/>
+              <w:jc w:val="center"/>
+            </w:pPr>
+            <w:r>
+              <w:rPr>
+                <w:rFonts w:ascii="Times New Roman" w:cs="Times New Roman" w:eastAsia="Times New Roman" w:hAnsi="Times New Roman"/>
+                <w:sz w:val="28"/>
+                <w:szCs w:val="28"/>
+              </w:rPr>
+              <w:t xml:space="preserve">☐</w:t>
+            </w:r>
+          </w:p>
+        </w:tc>
+        <w:tc>
+          <w:tcPr>
+            <w:tcW w:type="dxa" w:w="1000"/>
+            <w:tcBorders>
+              <w:top w:val="single" w:color="7F7F7F" w:sz="4"/>
+              <w:left w:val="single" w:color="7F7F7F" w:sz="4"/>
+              <w:bottom w:val="single" w:color="7F7F7F" w:sz="4"/>
+              <w:right w:val="single" w:color="7F7F7F" w:sz="4"/>
+            </w:tcBorders>
+            <w:tcMar>
+              <w:top w:type="dxa" w:w="50"/>
+              <w:left w:type="dxa" w:w="100"/>
+              <w:bottom w:type="dxa" w:w="50"/>
+              <w:right w:type="dxa" w:w="100"/>
+            </w:tcMar>
+            <w:vAlign w:val="center"/>
+          </w:tcPr>
+          <w:p>
+            <w:pPr>
+              <w:spacing w:after="40" w:before="0" w:line="264"/>
+              <w:jc w:val="center"/>
+            </w:pPr>
+            <w:r>
+              <w:rPr>
+                <w:rFonts w:ascii="Times New Roman" w:cs="Times New Roman" w:eastAsia="Times New Roman" w:hAnsi="Times New Roman"/>
+                <w:sz w:val="28"/>
+                <w:szCs w:val="28"/>
+              </w:rPr>
+              <w:t xml:space="preserve">☐</w:t>
+            </w:r>
+          </w:p>
+        </w:tc>
+        <w:tc>
+          <w:tcPr>
+            <w:tcW w:type="dxa" w:w="1700"/>
+            <w:tcBorders>
+              <w:top w:val="single" w:color="7F7F7F" w:sz="4"/>
+              <w:left w:val="single" w:color="7F7F7F" w:sz="4"/>
+              <w:bottom w:val="single" w:color="7F7F7F" w:sz="4"/>
+              <w:right w:val="single" w:color="7F7F7F" w:sz="4"/>
+            </w:tcBorders>
             <w:tcMar>
               <w:top w:type="dxa" w:w="50"/>
               <w:left w:type="dxa" w:w="100"/>
